--- a/cf/jm/u/files/u055.docx
+++ b/cf/jm/u/files/u055.docx
@@ -20,7 +20,7 @@
     </w:p>
     <w:p>
       <w:r>
-        <w:t>請針對每個題目，把答案填在「回答：」後面（越具體越好）；填好後請放回您的部門資料夾即可，不需回信。</w:t>
+        <w:t>這份問卷是想更了解您的實際作業，好把您的 AI 助理做得更貼近需求。第一部分請把答案填在「回答：」後面（越具體越好）；第二部分只是先讓您了解，之後用的時候再一起調整，不用現在填。填好後放回您的部門資料夾即可，不需回信。</w:t>
       </w:r>
     </w:p>
     <w:p>
@@ -32,8 +32,16 @@
       </w:r>
     </w:p>
     <w:p>
+      <w:pPr>
+        <w:pStyle w:val="Heading2"/>
+      </w:pPr>
       <w:r>
-        <w:t>1. 品質系統文件目前存於各部門文管人員電腦，能否集中匯整成可讀檔（PDF/Word）供 AI 讀取？</w:t>
+        <w:t>一、請您提供或確認的事情</w:t>
+      </w:r>
+    </w:p>
+    <w:p>
+      <w:r>
+        <w:t>1. 這位助理是幫品保中心的品質系統工程師「審查品質系統文件」的：各部門送來要新增或修改的文件，幫你檢查有沒有問題。</w:t>
       </w:r>
     </w:p>
     <w:p>
@@ -43,7 +51,7 @@
     </w:p>
     <w:p>
       <w:r>
-        <w:t>2. 文件管制主檔（編號／版次／引用標準／交叉引用）由誰維護？可提供現行清單嗎？</w:t>
+        <w:t>2. 你要給它的是要增修的品質系統文件（Word 或 PDF）。純文字可以直接貼；掃描的 PDF 它會先讀圖再比對。</w:t>
       </w:r>
     </w:p>
     <w:p>
@@ -53,7 +61,7 @@
     </w:p>
     <w:p>
       <w:r>
-        <w:t>3. 審查要檢查哪些面向（編號規範／版次連續／引用標準有效性／交叉引用一致）？</w:t>
+        <w:t>3. 它會拿文件編號去對「文件管制主檔」，檢查版次有沒有正確往上遞增、引用的標準是不是現行有效、有沒有引到已作廢的文件、修訂紀錄和簽核欄齊不齊。</w:t>
       </w:r>
     </w:p>
     <w:p>
@@ -63,7 +71,7 @@
     </w:p>
     <w:p>
       <w:r>
-        <w:t>4. 審查意見表有無固定格式？能提供 2～3 份過去審查紀錄嗎？</w:t>
+        <w:t>4. 這題是文件審查，不牽涉 BOM／料號，它對照的是文件管制主檔和現行 SOP。</w:t>
       </w:r>
     </w:p>
     <w:p>
@@ -73,7 +81,7 @@
     </w:p>
     <w:p>
       <w:r>
-        <w:t>5. 現行 SOP 專有名詞對照表是否已建立？</w:t>
+        <w:t>5. 有疑義的地方（版次錯、引到作廢文件、強制條款漏了）它標出來並列待補，不會自己猜。</w:t>
       </w:r>
     </w:p>
     <w:p>
@@ -83,12 +91,45 @@
     </w:p>
     <w:p>
       <w:r>
-        <w:t>6. AI 出審查意見後由誰覆核、發佈於文管中心？</w:t>
+        <w:t>6. 它給你一張「文件審查意見表」；發佈與核定由工程師來，AI 只出審查意見。</w:t>
       </w:r>
     </w:p>
     <w:p>
       <w:r>
         <w:t>回答：</w:t>
+      </w:r>
+    </w:p>
+    <w:p>
+      <w:pPr>
+        <w:pStyle w:val="Heading2"/>
+      </w:pPr>
+      <w:r>
+        <w:t>二、要用了之後、跟 AI 一起調整的事情（先了解即可，不用現在填）</w:t>
+      </w:r>
+    </w:p>
+    <w:p>
+      <w:r>
+        <w:t>• 拿幾份以前審過的文件實測，看它抓的版次、引用有效性跟你的判斷一不一致，不一致就回饋。</w:t>
+      </w:r>
+    </w:p>
+    <w:p>
+      <w:r>
+        <w:t>• 它標「引用作廢文件／版次未遞增」的地方就是要你人工複核的重點。</w:t>
+      </w:r>
+    </w:p>
+    <w:p>
+      <w:r>
+        <w:t>• 把版次遞增規則、交叉引用關係表、文件格式標準整理進知識庫，它才判得準。</w:t>
+      </w:r>
+    </w:p>
+    <w:p>
+      <w:r>
+        <w:t>• 上線前把文管中心真實的文件管制主檔換進去，範例檔只是示範。</w:t>
+      </w:r>
+    </w:p>
+    <w:p>
+      <w:r>
+        <w:t>• 強制條款（涉 ISO9001／AS9100）一項不能漏，發佈永遠由工程師核定後才做。</w:t>
       </w:r>
     </w:p>
     <w:p/>
@@ -101,8 +142,16 @@
       </w:r>
     </w:p>
     <w:p>
+      <w:pPr>
+        <w:pStyle w:val="Heading2"/>
+      </w:pPr>
       <w:r>
-        <w:t>1. 稽核不符合事項與矯正追蹤目前記在哪（博格系統／Excel）？能匯出成表嗎？</w:t>
+        <w:t>一、請您提供或確認的事情</w:t>
+      </w:r>
+    </w:p>
+    <w:p>
+      <w:r>
+        <w:t>1. 這位助理是幫品保中心的品質系統工程師「跟催內外部稽核的改善」的：稽核完後各單位要改善、補佐證，幫你盯進度。</w:t>
       </w:r>
     </w:p>
     <w:p>
@@ -112,7 +161,7 @@
     </w:p>
     <w:p>
       <w:r>
-        <w:t>2. 跟催要看哪些狀態欄位（權責單位／應完成日／狀態／逾期天數）？</w:t>
+        <w:t>2. 你要給它的是內外稽核後的結果（查檢表或報告）。</w:t>
       </w:r>
     </w:p>
     <w:p>
@@ -122,7 +171,7 @@
     </w:p>
     <w:p>
       <w:r>
-        <w:t>3. 內稽（博格系統）與外稽（客戶網站/信件）的佐證提交管道與格式各是什麼？</w:t>
+        <w:t>3. 它會拿稽核項次去對「矯正措施追蹤主檔」，看每一項的改善措施、完成期限、狀態、佐證齊不齊。</w:t>
       </w:r>
     </w:p>
     <w:p>
@@ -132,7 +181,7 @@
     </w:p>
     <w:p>
       <w:r>
-        <w:t>4. 催辦通知的收件對象與慣用語氣為何？能提供範例信嗎？</w:t>
+        <w:t>4. 它會自動算「今天有沒有超過期限又還沒完成」，把逾期和缺佐證的挑出來。</w:t>
       </w:r>
     </w:p>
     <w:p>
@@ -142,7 +191,7 @@
     </w:p>
     <w:p>
       <w:r>
-        <w:t>5. 如何判斷一項矯正佐證是否符合要求、可結案？</w:t>
+        <w:t>5. 這題是稽核跟催，不牽涉 BOM／料號，對照的是矯正措施追蹤主檔和稽核管理辦法。</w:t>
       </w:r>
     </w:p>
     <w:p>
@@ -152,12 +201,45 @@
     </w:p>
     <w:p>
       <w:r>
-        <w:t>6. AI 出跟催表與催辦草稿後，由誰確認結案？</w:t>
+        <w:t>6. 它給你一張改善跟催表，加對逾期／缺佐證單位的催辦通知草稿；結案判定、上傳客戶網站由工程師做。</w:t>
       </w:r>
     </w:p>
     <w:p>
       <w:r>
         <w:t>回答：</w:t>
+      </w:r>
+    </w:p>
+    <w:p>
+      <w:pPr>
+        <w:pStyle w:val="Heading2"/>
+      </w:pPr>
+      <w:r>
+        <w:t>二、要用了之後、跟 AI 一起調整的事情（先了解即可，不用現在填）</w:t>
+      </w:r>
+    </w:p>
+    <w:p>
+      <w:r>
+        <w:t>• 拿目前手上的稽核追蹤實測，看它算的逾期天數和缺佐證判定對不對，逾期判定要求 100% 準，錯了就回饋。</w:t>
+      </w:r>
+    </w:p>
+    <w:p>
+      <w:r>
+        <w:t>• 它標「狀態待補／佐證待確認」的地方要你人工補，別讓它憑空判逾期。</w:t>
+      </w:r>
+    </w:p>
+    <w:p>
+      <w:r>
+        <w:t>• 把「哪些佐證代表真的完成」這個標準寫清楚給它，它判佐證齊備才會準。</w:t>
+      </w:r>
+    </w:p>
+    <w:p>
+      <w:r>
+        <w:t>• 上線前換上真實的矯正措施追蹤主檔，範例檔只是示範。</w:t>
+      </w:r>
+    </w:p>
+    <w:p>
+      <w:r>
+        <w:t>• 結案判定、上傳博格或客戶網站永遠由工程師來，AI 只幫你一次列清楚誰逾期、誰缺什麼。</w:t>
       </w:r>
     </w:p>
     <w:p/>
@@ -170,8 +252,16 @@
       </w:r>
     </w:p>
     <w:p>
+      <w:pPr>
+        <w:pStyle w:val="Heading2"/>
+      </w:pPr>
       <w:r>
-        <w:t>1. 內稽查核表與外稽客戶查核表的結構是否固定？能提供各 1～2 份去識別化樣本嗎？</w:t>
+        <w:t>一、請您提供或確認的事情</w:t>
+      </w:r>
+    </w:p>
+    <w:p>
+      <w:r>
+        <w:t>1. 這位助理是幫品保中心的品質系統工程師「安排稽核、規劃陪評」的，因為排程和窗口指派要人來拍板，所以定位成 AI 出初稿、人做最終判定。</w:t>
       </w:r>
     </w:p>
     <w:p>
@@ -181,7 +271,7 @@
     </w:p>
     <w:p>
       <w:r>
-        <w:t>2. 查核章節對應到受查單位、相關流程、需備文件，有無現成對照表？</w:t>
+        <w:t>2. 你要給它的是稽核查核表（內稽是文管中心的查核表、外稽是客戶提供的）。</w:t>
       </w:r>
     </w:p>
     <w:p>
@@ -191,7 +281,7 @@
     </w:p>
     <w:p>
       <w:r>
-        <w:t>3. 陪評窗口如何指派（依單位／依專業）？有無固定名單？</w:t>
+        <w:t>3. 它會把每個查核章節對到「該查哪個單位、對應什麼流程、要備哪些文件」，並排出建議時段（避開同單位撞時段）。</w:t>
       </w:r>
     </w:p>
     <w:p>
@@ -201,7 +291,7 @@
     </w:p>
     <w:p>
       <w:r>
-        <w:t>4. 稽核計畫草稿的固定格式與必填欄位為何？</w:t>
+        <w:t>4. 這題是稽核安排，不牽涉 BOM／料號，對照的是稽核查核項對照表和稽核管理辦法。</w:t>
       </w:r>
     </w:p>
     <w:p>
@@ -211,7 +301,7 @@
     </w:p>
     <w:p>
       <w:r>
-        <w:t>5. 各單位稽核前準備清單通常包含哪些項目？</w:t>
+        <w:t>5. 章節對不上、對照表沒涵蓋的，它標「待確認」，不會自己硬對單位。</w:t>
       </w:r>
     </w:p>
     <w:p>
@@ -221,12 +311,45 @@
     </w:p>
     <w:p>
       <w:r>
-        <w:t>6. 哪些安排 AI 可出草稿、哪些必須工程師確認（時段/陪評）？</w:t>
+        <w:t>6. 它給你一份稽核計畫草稿加各單位準備清單；核定計畫、指派陪評人員由工程師來。</w:t>
       </w:r>
     </w:p>
     <w:p>
       <w:r>
         <w:t>回答：</w:t>
+      </w:r>
+    </w:p>
+    <w:p>
+      <w:pPr>
+        <w:pStyle w:val="Heading2"/>
+      </w:pPr>
+      <w:r>
+        <w:t>二、要用了之後、跟 AI 一起調整的事情（先了解即可，不用現在填）</w:t>
+      </w:r>
+    </w:p>
+    <w:p>
+      <w:r>
+        <w:t>• 這題定位就是 AI 出初稿、人調整，用的時候別期待它幫你把排程和人員一次定死。</w:t>
+      </w:r>
+    </w:p>
+    <w:p>
+      <w:r>
+        <w:t>• 拿一份實際查核表實測，看它章節對應單位／流程／文件對不對，把對照表沒涵蓋到的補進去。</w:t>
+      </w:r>
+    </w:p>
+    <w:p>
+      <w:r>
+        <w:t>• 各單位可受查的時段、人員，還有陪評窗口指派原則，先蒐集好給它，它才排得出合理時段。</w:t>
+      </w:r>
+    </w:p>
+    <w:p>
+      <w:r>
+        <w:t>• 上線前換上真實的稽核查核項對照表，範例檔只是示範。</w:t>
+      </w:r>
+    </w:p>
+    <w:p>
+      <w:r>
+        <w:t>• 計畫核定、陪評人員指派、對客戶確認外稽窗口，永遠由工程師來，AI 只幫你把對應和排程先草擬好。</w:t>
       </w:r>
     </w:p>
     <w:p/>
